--- a/paper/TSXV_Liquidity_Puzzle.docx
+++ b/paper/TSXV_Liquidity_Puzzle.docx
@@ -41,7 +41,7 @@
           <w:i w:val="0"/>
           <w:sz w:val="20"/>
         </w:rPr>
-        <w:t>[Author name]  ·  [Affiliation]  ·  September 2026</w:t>
+        <w:t>Yonatan Brunshtein  ·  The Venture Analyst — Independent Researcher  ·  September 2026</w:t>
       </w:r>
     </w:p>
     <w:p>

--- a/paper/TSXV_Liquidity_Puzzle.docx
+++ b/paper/TSXV_Liquidity_Puzzle.docx
@@ -5194,7 +5194,7 @@
         <w:rPr>
           <w:i w:val="0"/>
         </w:rPr>
-        <w:t>Consistent with SSRN policy: Claude (Anthropic) assisted with the data-collection and analysis code, the statistical structure of the tests, the construction of the figures, and the drafting of this manuscript. All methodological decisions, parameter choices, the interpretation of the results, and the framing of the contribution are the author's. The author is responsible for the content in full.</w:t>
+        <w:t>Consistent with SSRN policy: Claude (Anthropic) assisted with the data-collection and analysis code, the statistical structure of the tests, and figure generation, and assisted in writing this manuscript, which the author wrote. All methodological decisions, parameter choices, the interpretation of the results, and the framing of the contribution are the author's. The author is responsible for the content in full.</w:t>
       </w:r>
     </w:p>
     <w:sectPr>

--- a/paper/TSXV_Liquidity_Puzzle.docx
+++ b/paper/TSXV_Liquidity_Puzzle.docx
@@ -5194,7 +5194,7 @@
         <w:rPr>
           <w:i w:val="0"/>
         </w:rPr>
-        <w:t>Consistent with SSRN policy: Claude (Anthropic) assisted with the data-collection and analysis code, the statistical structure of the tests, and figure generation, and assisted in writing this manuscript, which the author wrote. All methodological decisions, parameter choices, the interpretation of the results, and the framing of the contribution are the author's. The author is responsible for the content in full.</w:t>
+        <w:t>Consistent with SSRN policy: Claude (Anthropic) assisted with the data-collection and analysis code, the statistical structure of the tests, and figure generation, and cleaned up language and grammar in this manuscript, which the author wrote in full. All methodological decisions, parameter choices, the interpretation of the results, and the framing of the contribution are the author's. The author is responsible for the content in full.</w:t>
       </w:r>
     </w:p>
     <w:sectPr>
